--- a/output/summary/bom/FederatedGqlBreakDown-FE-bom.docx
+++ b/output/summary/bom/FederatedGqlBreakDown-FE-bom.docx
@@ -354,7 +354,7 @@
                 <w:color w:val="373737"/>
                 <w:sz w:val="18"/>
               </w:rPr>
-              <w:t>2026-07-16</w:t>
+              <w:t>2026-07-17</w:t>
             </w:r>
           </w:p>
         </w:tc>
@@ -930,20 +930,6 @@
                 <w:rFonts w:ascii="Courier New" w:hAnsi="Courier New"/>
                 <w:sz w:val="18"/>
               </w:rPr>
-              <w:t>BOM-BE-B-04</w:t>
-            </w:r>
-            <w:r>
-              <w:rPr>
-                <w:color w:val="373737"/>
-                <w:sz w:val="18"/>
-              </w:rPr>
-              <w:t xml:space="preserve">, </w:t>
-            </w:r>
-            <w:r>
-              <w:rPr>
-                <w:rFonts w:ascii="Courier New" w:hAnsi="Courier New"/>
-                <w:sz w:val="18"/>
-              </w:rPr>
               <w:t>BOM-FE-001</w:t>
             </w:r>
           </w:p>
@@ -1291,21 +1277,7 @@
                 <w:rFonts w:ascii="Courier New" w:hAnsi="Courier New"/>
                 <w:sz w:val="18"/>
               </w:rPr>
-              <w:t>BOM-BE-B-06</w:t>
-            </w:r>
-            <w:r>
-              <w:rPr>
-                <w:color w:val="373737"/>
-                <w:sz w:val="18"/>
-              </w:rPr>
-              <w:t xml:space="preserve">, </w:t>
-            </w:r>
-            <w:r>
-              <w:rPr>
-                <w:rFonts w:ascii="Courier New" w:hAnsi="Courier New"/>
-                <w:sz w:val="18"/>
-              </w:rPr>
-              <w:t>BOM-BE-B-07</w:t>
+              <w:t>BOM-BE-B-03</w:t>
             </w:r>
             <w:r>
               <w:rPr>
@@ -1504,21 +1476,7 @@
                 <w:rFonts w:ascii="Courier New" w:hAnsi="Courier New"/>
                 <w:sz w:val="18"/>
               </w:rPr>
-              <w:t>BOM-BE-C-04</w:t>
-            </w:r>
-            <w:r>
-              <w:rPr>
-                <w:color w:val="373737"/>
-                <w:sz w:val="18"/>
-              </w:rPr>
-              <w:t xml:space="preserve">, </w:t>
-            </w:r>
-            <w:r>
-              <w:rPr>
-                <w:rFonts w:ascii="Courier New" w:hAnsi="Courier New"/>
-                <w:sz w:val="18"/>
-              </w:rPr>
-              <w:t>BOM-BE-C-05</w:t>
+              <w:t>BOM-BE-C-01</w:t>
             </w:r>
           </w:p>
         </w:tc>
@@ -1708,35 +1666,7 @@
                 <w:rFonts w:ascii="Courier New" w:hAnsi="Courier New"/>
                 <w:sz w:val="18"/>
               </w:rPr>
-              <w:t>BOM-BE-D-03</w:t>
-            </w:r>
-            <w:r>
-              <w:rPr>
-                <w:color w:val="373737"/>
-                <w:sz w:val="18"/>
-              </w:rPr>
-              <w:t xml:space="preserve">, </w:t>
-            </w:r>
-            <w:r>
-              <w:rPr>
-                <w:rFonts w:ascii="Courier New" w:hAnsi="Courier New"/>
-                <w:sz w:val="18"/>
-              </w:rPr>
-              <w:t>BOM-BE-D-04</w:t>
-            </w:r>
-            <w:r>
-              <w:rPr>
-                <w:color w:val="373737"/>
-                <w:sz w:val="18"/>
-              </w:rPr>
-              <w:t xml:space="preserve">, </w:t>
-            </w:r>
-            <w:r>
-              <w:rPr>
-                <w:rFonts w:ascii="Courier New" w:hAnsi="Courier New"/>
-                <w:sz w:val="18"/>
-              </w:rPr>
-              <w:t>BOM-BE-D-05</w:t>
+              <w:t>BOM-BE-D-02</w:t>
             </w:r>
             <w:r>
               <w:rPr>
@@ -2077,21 +2007,7 @@
                 <w:rFonts w:ascii="Courier New" w:hAnsi="Courier New"/>
                 <w:sz w:val="18"/>
               </w:rPr>
-              <w:t>BOM-BE-B-06</w:t>
-            </w:r>
-            <w:r>
-              <w:rPr>
-                <w:color w:val="373737"/>
-                <w:sz w:val="18"/>
-              </w:rPr>
-              <w:t xml:space="preserve">, </w:t>
-            </w:r>
-            <w:r>
-              <w:rPr>
-                <w:rFonts w:ascii="Courier New" w:hAnsi="Courier New"/>
-                <w:sz w:val="18"/>
-              </w:rPr>
-              <w:t>BOM-BE-B-07</w:t>
+              <w:t>BOM-BE-B-03</w:t>
             </w:r>
             <w:r>
               <w:rPr>
@@ -2238,20 +2154,6 @@
                 <w:color w:val="373737"/>
                 <w:sz w:val="18"/>
               </w:rPr>
-              <w:t xml:space="preserve">, </w:t>
-            </w:r>
-            <w:r>
-              <w:rPr>
-                <w:rFonts w:ascii="Courier New" w:hAnsi="Courier New"/>
-                <w:sz w:val="18"/>
-              </w:rPr>
-              <w:t>BOM-BE-B-04</w:t>
-            </w:r>
-            <w:r>
-              <w:rPr>
-                <w:color w:val="373737"/>
-                <w:sz w:val="18"/>
-              </w:rPr>
               <w:t>&lt;br&gt;</w:t>
             </w:r>
             <w:r>
@@ -2287,21 +2189,7 @@
                 <w:rFonts w:ascii="Courier New" w:hAnsi="Courier New"/>
                 <w:sz w:val="18"/>
               </w:rPr>
-              <w:t>BOM-BE-C-04</w:t>
-            </w:r>
-            <w:r>
-              <w:rPr>
-                <w:color w:val="373737"/>
-                <w:sz w:val="18"/>
-              </w:rPr>
-              <w:t xml:space="preserve">, </w:t>
-            </w:r>
-            <w:r>
-              <w:rPr>
-                <w:rFonts w:ascii="Courier New" w:hAnsi="Courier New"/>
-                <w:sz w:val="18"/>
-              </w:rPr>
-              <w:t>BOM-BE-C-05</w:t>
+              <w:t>BOM-BE-C-01</w:t>
             </w:r>
           </w:p>
         </w:tc>
@@ -2467,7 +2355,7 @@
                 <w:rFonts w:ascii="Courier New" w:hAnsi="Courier New"/>
                 <w:sz w:val="18"/>
               </w:rPr>
-              <w:t>BOM-BE-D-03</w:t>
+              <w:t>BOM-BE-D-02</w:t>
             </w:r>
             <w:r>
               <w:rPr>
@@ -2481,28 +2369,7 @@
                 <w:rFonts w:ascii="Courier New" w:hAnsi="Courier New"/>
                 <w:sz w:val="18"/>
               </w:rPr>
-              <w:t>BOM-BE-D-04</w:t>
-            </w:r>
-            <w:r>
-              <w:rPr>
-                <w:color w:val="373737"/>
-                <w:sz w:val="18"/>
-              </w:rPr>
-              <w:t xml:space="preserve">, </w:t>
-            </w:r>
-            <w:r>
-              <w:rPr>
-                <w:rFonts w:ascii="Courier New" w:hAnsi="Courier New"/>
-                <w:sz w:val="18"/>
-              </w:rPr>
-              <w:t>BOM-BE-D-05</w:t>
-            </w:r>
-            <w:r>
-              <w:rPr>
-                <w:color w:val="373737"/>
-                <w:sz w:val="18"/>
-              </w:rPr>
-              <w:t xml:space="preserve"> (+1)</w:t>
+              <w:t>BOM-BE-S-01</w:t>
             </w:r>
           </w:p>
         </w:tc>
@@ -2629,6 +2496,498 @@
           <w:sz w:val="19"/>
         </w:rPr>
         <w:t>.</w:t>
+      </w:r>
+    </w:p>
+    <w:p>
+      <w:pPr>
+        <w:spacing w:before="240" w:after="80"/>
+      </w:pPr>
+      <w:r>
+        <w:rPr>
+          <w:b/>
+          <w:color w:val="1F497D"/>
+          <w:sz w:val="28"/>
+        </w:rPr>
+        <w:t>Recommended Story Graph — 2 Frontend Engineers</w:t>
+      </w:r>
+    </w:p>
+    <w:p>
+      <w:pPr>
+        <w:spacing w:after="40"/>
+      </w:pPr>
+      <w:r>
+        <w:rPr>
+          <w:color w:val="444444"/>
+          <w:sz w:val="18"/>
+        </w:rPr>
+        <w:t xml:space="preserve">The order map above packed onto </w:t>
+      </w:r>
+      <w:r>
+        <w:rPr>
+          <w:b/>
+          <w:color w:val="444444"/>
+          <w:sz w:val="18"/>
+        </w:rPr>
+        <w:t>two frontend engineers</w:t>
+      </w:r>
+      <w:r>
+        <w:rPr>
+          <w:color w:val="444444"/>
+          <w:sz w:val="18"/>
+        </w:rPr>
+        <w:t xml:space="preserve">. Lanes re-sync at each step because the step's </w:t>
+      </w:r>
+      <w:r>
+        <w:rPr>
+          <w:b/>
+          <w:color w:val="444444"/>
+          <w:sz w:val="18"/>
+        </w:rPr>
+        <w:t>backend gate</w:t>
+      </w:r>
+      <w:r>
+        <w:rPr>
+          <w:color w:val="444444"/>
+          <w:sz w:val="18"/>
+        </w:rPr>
+        <w:t xml:space="preserve"> — not engineer availability — is the limiter; in a single-story step the second engineer pairs on parity checks/rollout or pre-pulls the next unblocked story. FE→FE chains stay with one engineer for context.</w:t>
+      </w:r>
+    </w:p>
+    <w:tbl>
+      <w:tblPr>
+        <w:tblStyle w:val="TableGrid"/>
+        <w:tblW w:type="auto" w:w="0"/>
+        <w:tblLook w:firstColumn="1" w:firstRow="1" w:lastColumn="0" w:lastRow="0" w:noHBand="0" w:noVBand="1" w:val="04A0"/>
+        <w:tblBorders>
+          <w:top w:val="single" w:sz="4" w:space="0" w:color="BFBFBF"/>
+          <w:left w:val="single" w:sz="4" w:space="0" w:color="BFBFBF"/>
+          <w:bottom w:val="single" w:sz="4" w:space="0" w:color="BFBFBF"/>
+          <w:right w:val="single" w:sz="4" w:space="0" w:color="BFBFBF"/>
+          <w:insideH w:val="single" w:sz="4" w:space="0" w:color="BFBFBF"/>
+          <w:insideV w:val="single" w:sz="4" w:space="0" w:color="BFBFBF"/>
+        </w:tblBorders>
+      </w:tblPr>
+      <w:tblGrid>
+        <w:gridCol w:w="2160"/>
+        <w:gridCol w:w="2160"/>
+        <w:gridCol w:w="2160"/>
+        <w:gridCol w:w="2160"/>
+      </w:tblGrid>
+      <w:tr>
+        <w:trPr>
+          <w:trHeight w:val="360" w:hRule="atLeast"/>
+        </w:trPr>
+        <w:tc>
+          <w:tcPr>
+            <w:tcW w:type="dxa" w:w="2160"/>
+            <w:shd w:val="clear" w:color="auto" w:fill="DAE8FC"/>
+            <w:vAlign w:val="top"/>
+          </w:tcPr>
+          <w:p>
+            <w:pPr>
+              <w:jc w:val="left"/>
+            </w:pPr>
+            <w:r>
+              <w:rPr>
+                <w:b/>
+                <w:color w:val="1F3864"/>
+                <w:sz w:val="18"/>
+              </w:rPr>
+              <w:t>Step</w:t>
+            </w:r>
+          </w:p>
+        </w:tc>
+        <w:tc>
+          <w:tcPr>
+            <w:tcW w:type="dxa" w:w="2160"/>
+            <w:shd w:val="clear" w:color="auto" w:fill="DAE8FC"/>
+            <w:vAlign w:val="top"/>
+          </w:tcPr>
+          <w:p>
+            <w:pPr>
+              <w:jc w:val="left"/>
+            </w:pPr>
+            <w:r>
+              <w:rPr>
+                <w:b/>
+                <w:color w:val="1F3864"/>
+                <w:sz w:val="18"/>
+              </w:rPr>
+              <w:t>👤 FE-1</w:t>
+            </w:r>
+          </w:p>
+        </w:tc>
+        <w:tc>
+          <w:tcPr>
+            <w:tcW w:type="dxa" w:w="2160"/>
+            <w:shd w:val="clear" w:color="auto" w:fill="DAE8FC"/>
+            <w:vAlign w:val="top"/>
+          </w:tcPr>
+          <w:p>
+            <w:pPr>
+              <w:jc w:val="left"/>
+            </w:pPr>
+            <w:r>
+              <w:rPr>
+                <w:b/>
+                <w:color w:val="1F3864"/>
+                <w:sz w:val="18"/>
+              </w:rPr>
+              <w:t>👤 FE-2</w:t>
+            </w:r>
+          </w:p>
+        </w:tc>
+        <w:tc>
+          <w:tcPr>
+            <w:tcW w:type="dxa" w:w="2160"/>
+            <w:shd w:val="clear" w:color="auto" w:fill="DAE8FC"/>
+            <w:vAlign w:val="top"/>
+          </w:tcPr>
+          <w:p>
+            <w:pPr>
+              <w:jc w:val="left"/>
+            </w:pPr>
+            <w:r>
+              <w:rPr>
+                <w:b/>
+                <w:color w:val="1F3864"/>
+                <w:sz w:val="18"/>
+              </w:rPr>
+              <w:t>Backend gate (focus)</w:t>
+            </w:r>
+          </w:p>
+        </w:tc>
+      </w:tr>
+      <w:tr>
+        <w:tc>
+          <w:tcPr>
+            <w:tcW w:type="dxa" w:w="2160"/>
+            <w:vAlign w:val="top"/>
+          </w:tcPr>
+          <w:p>
+            <w:pPr>
+              <w:jc w:val="left"/>
+            </w:pPr>
+            <w:r>
+              <w:rPr>
+                <w:color w:val="373737"/>
+                <w:sz w:val="18"/>
+              </w:rPr>
+              <w:t>1</w:t>
+            </w:r>
+          </w:p>
+        </w:tc>
+        <w:tc>
+          <w:tcPr>
+            <w:tcW w:type="dxa" w:w="2160"/>
+            <w:vAlign w:val="top"/>
+          </w:tcPr>
+          <w:p>
+            <w:pPr>
+              <w:jc w:val="left"/>
+            </w:pPr>
+            <w:r>
+              <w:rPr>
+                <w:color w:val="373737"/>
+                <w:sz w:val="18"/>
+              </w:rPr>
+              <w:t xml:space="preserve">🔴 </w:t>
+            </w:r>
+            <w:r>
+              <w:rPr>
+                <w:rFonts w:ascii="Courier New" w:hAnsi="Courier New"/>
+                <w:sz w:val="18"/>
+              </w:rPr>
+              <w:t>BOM-FE-001</w:t>
+            </w:r>
+            <w:r>
+              <w:rPr>
+                <w:color w:val="373737"/>
+                <w:sz w:val="18"/>
+              </w:rPr>
+              <w:t xml:space="preserve"> (3–4d)</w:t>
+            </w:r>
+          </w:p>
+        </w:tc>
+        <w:tc>
+          <w:tcPr>
+            <w:tcW w:type="dxa" w:w="2160"/>
+            <w:vAlign w:val="top"/>
+          </w:tcPr>
+          <w:p>
+            <w:pPr>
+              <w:jc w:val="left"/>
+            </w:pPr>
+            <w:r>
+              <w:rPr>
+                <w:color w:val="373737"/>
+                <w:sz w:val="18"/>
+              </w:rPr>
+              <w:t xml:space="preserve">🟢 </w:t>
+            </w:r>
+            <w:r>
+              <w:rPr>
+                <w:rFonts w:ascii="Courier New" w:hAnsi="Courier New"/>
+                <w:sz w:val="18"/>
+              </w:rPr>
+              <w:t>BOM-FE-004</w:t>
+            </w:r>
+            <w:r>
+              <w:rPr>
+                <w:color w:val="373737"/>
+                <w:sz w:val="18"/>
+              </w:rPr>
+              <w:t xml:space="preserve"> (2–3d)</w:t>
+            </w:r>
+          </w:p>
+        </w:tc>
+        <w:tc>
+          <w:tcPr>
+            <w:tcW w:type="dxa" w:w="2160"/>
+            <w:vAlign w:val="top"/>
+          </w:tcPr>
+          <w:p>
+            <w:pPr>
+              <w:jc w:val="left"/>
+            </w:pPr>
+            <w:r>
+              <w:rPr>
+                <w:color w:val="373737"/>
+                <w:sz w:val="18"/>
+              </w:rPr>
+              <w:t>Reads cutover — needs backend phase A/B reads live</w:t>
+            </w:r>
+          </w:p>
+        </w:tc>
+      </w:tr>
+      <w:tr>
+        <w:tc>
+          <w:tcPr>
+            <w:tcW w:type="dxa" w:w="2160"/>
+            <w:shd w:val="clear" w:color="auto" w:fill="F5F8FF"/>
+            <w:vAlign w:val="top"/>
+          </w:tcPr>
+          <w:p>
+            <w:pPr>
+              <w:jc w:val="left"/>
+            </w:pPr>
+            <w:r>
+              <w:rPr>
+                <w:color w:val="373737"/>
+                <w:sz w:val="18"/>
+              </w:rPr>
+              <w:t>2</w:t>
+            </w:r>
+          </w:p>
+        </w:tc>
+        <w:tc>
+          <w:tcPr>
+            <w:tcW w:type="dxa" w:w="2160"/>
+            <w:shd w:val="clear" w:color="auto" w:fill="F5F8FF"/>
+            <w:vAlign w:val="top"/>
+          </w:tcPr>
+          <w:p>
+            <w:pPr>
+              <w:jc w:val="left"/>
+            </w:pPr>
+            <w:r>
+              <w:rPr>
+                <w:color w:val="373737"/>
+                <w:sz w:val="18"/>
+              </w:rPr>
+              <w:t xml:space="preserve">🔴 </w:t>
+            </w:r>
+            <w:r>
+              <w:rPr>
+                <w:rFonts w:ascii="Courier New" w:hAnsi="Courier New"/>
+                <w:sz w:val="18"/>
+              </w:rPr>
+              <w:t>BOM-FE-002</w:t>
+            </w:r>
+            <w:r>
+              <w:rPr>
+                <w:color w:val="373737"/>
+                <w:sz w:val="18"/>
+              </w:rPr>
+              <w:t xml:space="preserve"> (6–10d)</w:t>
+            </w:r>
+          </w:p>
+        </w:tc>
+        <w:tc>
+          <w:tcPr>
+            <w:tcW w:type="dxa" w:w="2160"/>
+            <w:shd w:val="clear" w:color="auto" w:fill="F5F8FF"/>
+            <w:vAlign w:val="top"/>
+          </w:tcPr>
+          <w:p>
+            <w:pPr>
+              <w:jc w:val="left"/>
+            </w:pPr>
+            <w:r>
+              <w:rPr>
+                <w:color w:val="373737"/>
+                <w:sz w:val="18"/>
+              </w:rPr>
+              <w:t xml:space="preserve">🟡 </w:t>
+            </w:r>
+            <w:r>
+              <w:rPr>
+                <w:rFonts w:ascii="Courier New" w:hAnsi="Courier New"/>
+                <w:sz w:val="18"/>
+              </w:rPr>
+              <w:t>BOM-FE-005</w:t>
+            </w:r>
+            <w:r>
+              <w:rPr>
+                <w:color w:val="373737"/>
+                <w:sz w:val="18"/>
+              </w:rPr>
+              <w:t xml:space="preserve"> (3–5d)</w:t>
+            </w:r>
+          </w:p>
+        </w:tc>
+        <w:tc>
+          <w:tcPr>
+            <w:tcW w:type="dxa" w:w="2160"/>
+            <w:shd w:val="clear" w:color="auto" w:fill="F5F8FF"/>
+            <w:vAlign w:val="top"/>
+          </w:tcPr>
+          <w:p>
+            <w:pPr>
+              <w:jc w:val="left"/>
+            </w:pPr>
+            <w:r>
+              <w:rPr>
+                <w:color w:val="373737"/>
+                <w:sz w:val="18"/>
+              </w:rPr>
+              <w:t>Search &amp; listing — needs backend phase C</w:t>
+            </w:r>
+          </w:p>
+        </w:tc>
+      </w:tr>
+      <w:tr>
+        <w:tc>
+          <w:tcPr>
+            <w:tcW w:type="dxa" w:w="2160"/>
+            <w:vAlign w:val="top"/>
+          </w:tcPr>
+          <w:p>
+            <w:pPr>
+              <w:jc w:val="left"/>
+            </w:pPr>
+            <w:r>
+              <w:rPr>
+                <w:color w:val="373737"/>
+                <w:sz w:val="18"/>
+              </w:rPr>
+              <w:t>5</w:t>
+            </w:r>
+          </w:p>
+        </w:tc>
+        <w:tc>
+          <w:tcPr>
+            <w:tcW w:type="dxa" w:w="2160"/>
+            <w:vAlign w:val="top"/>
+          </w:tcPr>
+          <w:p>
+            <w:pPr>
+              <w:jc w:val="left"/>
+            </w:pPr>
+            <w:r>
+              <w:rPr>
+                <w:color w:val="373737"/>
+                <w:sz w:val="18"/>
+              </w:rPr>
+              <w:t xml:space="preserve">🔴 </w:t>
+            </w:r>
+            <w:r>
+              <w:rPr>
+                <w:rFonts w:ascii="Courier New" w:hAnsi="Courier New"/>
+                <w:sz w:val="18"/>
+              </w:rPr>
+              <w:t>BOM-FE-006</w:t>
+            </w:r>
+            <w:r>
+              <w:rPr>
+                <w:color w:val="373737"/>
+                <w:sz w:val="18"/>
+              </w:rPr>
+              <w:t xml:space="preserve"> (8–12d)</w:t>
+            </w:r>
+          </w:p>
+        </w:tc>
+        <w:tc>
+          <w:tcPr>
+            <w:tcW w:type="dxa" w:w="2160"/>
+            <w:vAlign w:val="top"/>
+          </w:tcPr>
+          <w:p>
+            <w:pPr>
+              <w:jc w:val="left"/>
+            </w:pPr>
+            <w:r>
+              <w:rPr>
+                <w:color w:val="373737"/>
+                <w:sz w:val="18"/>
+              </w:rPr>
+              <w:t xml:space="preserve">🔴 </w:t>
+            </w:r>
+            <w:r>
+              <w:rPr>
+                <w:rFonts w:ascii="Courier New" w:hAnsi="Courier New"/>
+                <w:sz w:val="18"/>
+              </w:rPr>
+              <w:t>BOM-FE-003</w:t>
+            </w:r>
+            <w:r>
+              <w:rPr>
+                <w:color w:val="373737"/>
+                <w:sz w:val="18"/>
+              </w:rPr>
+              <w:t xml:space="preserve"> (5–8d)</w:t>
+            </w:r>
+          </w:p>
+        </w:tc>
+        <w:tc>
+          <w:tcPr>
+            <w:tcW w:type="dxa" w:w="2160"/>
+            <w:vAlign w:val="top"/>
+          </w:tcPr>
+          <w:p>
+            <w:pPr>
+              <w:jc w:val="left"/>
+            </w:pPr>
+            <w:r>
+              <w:rPr>
+                <w:color w:val="373737"/>
+                <w:sz w:val="18"/>
+              </w:rPr>
+              <w:t>Externally gated — search/read-hub decision</w:t>
+            </w:r>
+          </w:p>
+        </w:tc>
+      </w:tr>
+    </w:tbl>
+    <w:p/>
+    <w:p>
+      <w:pPr>
+        <w:spacing w:after="60"/>
+      </w:pPr>
+      <w:r>
+        <w:rPr>
+          <w:b/>
+          <w:color w:val="373737"/>
+          <w:sz w:val="19"/>
+        </w:rPr>
+        <w:t>Elapsed (nominal midpoints):</w:t>
+      </w:r>
+      <w:r>
+        <w:rPr>
+          <w:color w:val="373737"/>
+          <w:sz w:val="19"/>
+        </w:rPr>
+        <w:t xml:space="preserve"> ~22 FE build days with 2 engineers vs ~34 single-engineer — calendar time is set by the backend gates, not FE capacity.</w:t>
       </w:r>
     </w:p>
     <w:p>

--- a/output/summary/bom/FederatedGqlBreakDown-FE-bom.docx
+++ b/output/summary/bom/FederatedGqlBreakDown-FE-bom.docx
@@ -194,7 +194,7 @@
                 <w:color w:val="373737"/>
                 <w:sz w:val="18"/>
               </w:rPr>
-              <w:t>6</w:t>
+              <w:t>7</w:t>
             </w:r>
           </w:p>
         </w:tc>
@@ -235,7 +235,7 @@
                 <w:color w:val="373737"/>
                 <w:sz w:val="18"/>
               </w:rPr>
-              <w:t>🔴 4 High · 🟡 1 Medium · 🟢 1 Low</w:t>
+              <w:t>🔴 4 High · 🟡 1 Medium · 🟢 2 Low</w:t>
             </w:r>
           </w:p>
         </w:tc>
@@ -274,7 +274,7 @@
                 <w:color w:val="373737"/>
                 <w:sz w:val="18"/>
               </w:rPr>
-              <w:t>27–42 days (single-engineer)</w:t>
+              <w:t>29–46 days (single-engineer)</w:t>
             </w:r>
           </w:p>
         </w:tc>
@@ -1760,6 +1760,190 @@
           </w:p>
         </w:tc>
       </w:tr>
+      <w:tr>
+        <w:tc>
+          <w:tcPr>
+            <w:tcW w:type="dxa" w:w="1234"/>
+            <w:vAlign w:val="top"/>
+          </w:tcPr>
+          <w:p>
+            <w:pPr>
+              <w:jc w:val="left"/>
+            </w:pPr>
+            <w:r>
+              <w:rPr>
+                <w:rFonts w:ascii="Courier New" w:hAnsi="Courier New"/>
+                <w:sz w:val="18"/>
+              </w:rPr>
+              <w:t>BOM-FE-007</w:t>
+            </w:r>
+          </w:p>
+        </w:tc>
+        <w:tc>
+          <w:tcPr>
+            <w:tcW w:type="dxa" w:w="1234"/>
+            <w:vAlign w:val="top"/>
+          </w:tcPr>
+          <w:p>
+            <w:pPr>
+              <w:jc w:val="left"/>
+            </w:pPr>
+            <w:r>
+              <w:rPr>
+                <w:color w:val="373737"/>
+                <w:sz w:val="18"/>
+              </w:rPr>
+              <w:t xml:space="preserve">Adopt BOM </w:t>
+            </w:r>
+            <w:r>
+              <w:rPr>
+                <w:rFonts w:ascii="Courier New" w:hAnsi="Courier New"/>
+                <w:sz w:val="18"/>
+              </w:rPr>
+              <w:t>supplier</w:t>
+            </w:r>
+            <w:r>
+              <w:rPr>
+                <w:color w:val="373737"/>
+                <w:sz w:val="18"/>
+              </w:rPr>
+              <w:t xml:space="preserve"> entity references (optional, PO-gated)</w:t>
+            </w:r>
+          </w:p>
+        </w:tc>
+        <w:tc>
+          <w:tcPr>
+            <w:tcW w:type="dxa" w:w="1234"/>
+            <w:vAlign w:val="top"/>
+          </w:tcPr>
+          <w:p>
+            <w:pPr>
+              <w:jc w:val="left"/>
+            </w:pPr>
+            <w:r>
+              <w:rPr>
+                <w:color w:val="373737"/>
+                <w:sz w:val="18"/>
+              </w:rPr>
+              <w:t>Query enhancement</w:t>
+            </w:r>
+          </w:p>
+        </w:tc>
+        <w:tc>
+          <w:tcPr>
+            <w:tcW w:type="dxa" w:w="1234"/>
+            <w:vAlign w:val="top"/>
+          </w:tcPr>
+          <w:p>
+            <w:pPr>
+              <w:jc w:val="left"/>
+            </w:pPr>
+            <w:r>
+              <w:rPr>
+                <w:color w:val="373737"/>
+                <w:sz w:val="18"/>
+              </w:rPr>
+              <w:t>🟢 Low</w:t>
+            </w:r>
+          </w:p>
+        </w:tc>
+        <w:tc>
+          <w:tcPr>
+            <w:tcW w:type="dxa" w:w="1234"/>
+            <w:vAlign w:val="top"/>
+          </w:tcPr>
+          <w:p>
+            <w:pPr>
+              <w:jc w:val="left"/>
+            </w:pPr>
+            <w:r>
+              <w:rPr>
+                <w:color w:val="373737"/>
+                <w:sz w:val="18"/>
+              </w:rPr>
+              <w:t>2–4 days</w:t>
+            </w:r>
+          </w:p>
+        </w:tc>
+        <w:tc>
+          <w:tcPr>
+            <w:tcW w:type="dxa" w:w="1234"/>
+            <w:vAlign w:val="top"/>
+          </w:tcPr>
+          <w:p>
+            <w:pPr>
+              <w:jc w:val="left"/>
+            </w:pPr>
+            <w:r>
+              <w:rPr>
+                <w:rFonts w:ascii="Courier New" w:hAnsi="Courier New"/>
+                <w:sz w:val="18"/>
+              </w:rPr>
+              <w:t>BOM-BE-G-17</w:t>
+            </w:r>
+            <w:r>
+              <w:rPr>
+                <w:color w:val="373737"/>
+                <w:sz w:val="18"/>
+              </w:rPr>
+              <w:t xml:space="preserve">, </w:t>
+            </w:r>
+            <w:r>
+              <w:rPr>
+                <w:rFonts w:ascii="Courier New" w:hAnsi="Courier New"/>
+                <w:sz w:val="18"/>
+              </w:rPr>
+              <w:t>BOM-FE-002</w:t>
+            </w:r>
+          </w:p>
+        </w:tc>
+        <w:tc>
+          <w:tcPr>
+            <w:tcW w:type="dxa" w:w="1234"/>
+            <w:vAlign w:val="top"/>
+          </w:tcPr>
+          <w:p>
+            <w:pPr>
+              <w:jc w:val="left"/>
+            </w:pPr>
+            <w:r>
+              <w:rPr>
+                <w:rFonts w:ascii="Courier New" w:hAnsi="Courier New"/>
+                <w:sz w:val="18"/>
+              </w:rPr>
+              <w:t>getBomByIds</w:t>
+            </w:r>
+            <w:r>
+              <w:rPr>
+                <w:color w:val="373737"/>
+                <w:sz w:val="18"/>
+              </w:rPr>
+              <w:t xml:space="preserve">, </w:t>
+            </w:r>
+            <w:r>
+              <w:rPr>
+                <w:rFonts w:ascii="Courier New" w:hAnsi="Courier New"/>
+                <w:sz w:val="18"/>
+              </w:rPr>
+              <w:t>getBomByParentId</w:t>
+            </w:r>
+            <w:r>
+              <w:rPr>
+                <w:color w:val="373737"/>
+                <w:sz w:val="18"/>
+              </w:rPr>
+              <w:t xml:space="preserve">, </w:t>
+            </w:r>
+            <w:r>
+              <w:rPr>
+                <w:rFonts w:ascii="Courier New" w:hAnsi="Courier New"/>
+                <w:sz w:val="18"/>
+              </w:rPr>
+              <w:t>searchMaterialsBom</w:t>
+            </w:r>
+          </w:p>
+        </w:tc>
+      </w:tr>
     </w:tbl>
     <w:p/>
     <w:p>
@@ -2228,6 +2412,102 @@
                 <w:color w:val="373737"/>
                 <w:sz w:val="18"/>
               </w:rPr>
+              <w:t>4</w:t>
+            </w:r>
+          </w:p>
+        </w:tc>
+        <w:tc>
+          <w:tcPr>
+            <w:tcW w:type="dxa" w:w="2160"/>
+            <w:vAlign w:val="top"/>
+          </w:tcPr>
+          <w:p>
+            <w:pPr>
+              <w:jc w:val="left"/>
+            </w:pPr>
+            <w:r>
+              <w:rPr>
+                <w:color w:val="373737"/>
+                <w:sz w:val="18"/>
+              </w:rPr>
+              <w:t xml:space="preserve">🟢 </w:t>
+            </w:r>
+            <w:r>
+              <w:rPr>
+                <w:rFonts w:ascii="Courier New" w:hAnsi="Courier New"/>
+                <w:sz w:val="18"/>
+              </w:rPr>
+              <w:t>BOM-FE-007</w:t>
+            </w:r>
+          </w:p>
+        </w:tc>
+        <w:tc>
+          <w:tcPr>
+            <w:tcW w:type="dxa" w:w="2160"/>
+            <w:vAlign w:val="top"/>
+          </w:tcPr>
+          <w:p>
+            <w:pPr>
+              <w:jc w:val="left"/>
+            </w:pPr>
+            <w:r>
+              <w:rPr>
+                <w:rFonts w:ascii="Courier New" w:hAnsi="Courier New"/>
+                <w:sz w:val="18"/>
+              </w:rPr>
+              <w:t>BOM-FE-007</w:t>
+            </w:r>
+            <w:r>
+              <w:rPr>
+                <w:color w:val="373737"/>
+                <w:sz w:val="18"/>
+              </w:rPr>
+              <w:t xml:space="preserve"> → </w:t>
+            </w:r>
+            <w:r>
+              <w:rPr>
+                <w:rFonts w:ascii="Courier New" w:hAnsi="Courier New"/>
+                <w:sz w:val="18"/>
+              </w:rPr>
+              <w:t>BOM-BE-G-17</w:t>
+            </w:r>
+          </w:p>
+        </w:tc>
+        <w:tc>
+          <w:tcPr>
+            <w:tcW w:type="dxa" w:w="2160"/>
+            <w:vAlign w:val="top"/>
+          </w:tcPr>
+          <w:p>
+            <w:pPr>
+              <w:jc w:val="left"/>
+            </w:pPr>
+            <w:r>
+              <w:rPr>
+                <w:color w:val="373737"/>
+                <w:sz w:val="18"/>
+              </w:rPr>
+              <w:t>Complex writes / sagas — needs backend phase E + ADR ratification</w:t>
+            </w:r>
+          </w:p>
+        </w:tc>
+      </w:tr>
+      <w:tr>
+        <w:tc>
+          <w:tcPr>
+            <w:tcW w:type="dxa" w:w="2160"/>
+            <w:shd w:val="clear" w:color="auto" w:fill="F5F8FF"/>
+            <w:vAlign w:val="top"/>
+          </w:tcPr>
+          <w:p>
+            <w:pPr>
+              <w:jc w:val="left"/>
+            </w:pPr>
+            <w:r>
+              <w:rPr>
+                <w:color w:val="373737"/>
+                <w:sz w:val="18"/>
+              </w:rPr>
               <w:t>5</w:t>
             </w:r>
           </w:p>
@@ -2235,6 +2515,7 @@
         <w:tc>
           <w:tcPr>
             <w:tcW w:type="dxa" w:w="2160"/>
+            <w:shd w:val="clear" w:color="auto" w:fill="F5F8FF"/>
             <w:vAlign w:val="top"/>
           </w:tcPr>
           <w:p>
@@ -2274,6 +2555,7 @@
         <w:tc>
           <w:tcPr>
             <w:tcW w:type="dxa" w:w="2160"/>
+            <w:shd w:val="clear" w:color="auto" w:fill="F5F8FF"/>
             <w:vAlign w:val="top"/>
           </w:tcPr>
           <w:p>
@@ -2376,6 +2658,7 @@
         <w:tc>
           <w:tcPr>
             <w:tcW w:type="dxa" w:w="2160"/>
+            <w:shd w:val="clear" w:color="auto" w:fill="F5F8FF"/>
             <w:vAlign w:val="top"/>
           </w:tcPr>
           <w:p>
@@ -2461,6 +2744,20 @@
           <w:sz w:val="19"/>
         </w:rPr>
         <w:t>BOM-FE-005</w:t>
+      </w:r>
+      <w:r>
+        <w:rPr>
+          <w:color w:val="373737"/>
+          <w:sz w:val="19"/>
+        </w:rPr>
+        <w:t xml:space="preserve"> → </w:t>
+      </w:r>
+      <w:r>
+        <w:rPr>
+          <w:rFonts w:ascii="Courier New" w:hAnsi="Courier New"/>
+          <w:sz w:val="19"/>
+        </w:rPr>
+        <w:t>BOM-FE-007</w:t>
       </w:r>
       <w:r>
         <w:rPr>
@@ -2881,6 +3178,95 @@
                 <w:color w:val="373737"/>
                 <w:sz w:val="18"/>
               </w:rPr>
+              <w:t>4</w:t>
+            </w:r>
+          </w:p>
+        </w:tc>
+        <w:tc>
+          <w:tcPr>
+            <w:tcW w:type="dxa" w:w="2160"/>
+            <w:vAlign w:val="top"/>
+          </w:tcPr>
+          <w:p>
+            <w:pPr>
+              <w:jc w:val="left"/>
+            </w:pPr>
+            <w:r>
+              <w:rPr>
+                <w:color w:val="373737"/>
+                <w:sz w:val="18"/>
+              </w:rPr>
+              <w:t xml:space="preserve">🟢 </w:t>
+            </w:r>
+            <w:r>
+              <w:rPr>
+                <w:rFonts w:ascii="Courier New" w:hAnsi="Courier New"/>
+                <w:sz w:val="18"/>
+              </w:rPr>
+              <w:t>BOM-FE-007</w:t>
+            </w:r>
+            <w:r>
+              <w:rPr>
+                <w:color w:val="373737"/>
+                <w:sz w:val="18"/>
+              </w:rPr>
+              <w:t xml:space="preserve"> (2–4d)</w:t>
+            </w:r>
+          </w:p>
+        </w:tc>
+        <w:tc>
+          <w:tcPr>
+            <w:tcW w:type="dxa" w:w="2160"/>
+            <w:vAlign w:val="top"/>
+          </w:tcPr>
+          <w:p>
+            <w:pPr>
+              <w:jc w:val="left"/>
+            </w:pPr>
+            <w:r>
+              <w:rPr>
+                <w:color w:val="373737"/>
+                <w:sz w:val="18"/>
+              </w:rPr>
+              <w:t>—</w:t>
+            </w:r>
+          </w:p>
+        </w:tc>
+        <w:tc>
+          <w:tcPr>
+            <w:tcW w:type="dxa" w:w="2160"/>
+            <w:vAlign w:val="top"/>
+          </w:tcPr>
+          <w:p>
+            <w:pPr>
+              <w:jc w:val="left"/>
+            </w:pPr>
+            <w:r>
+              <w:rPr>
+                <w:color w:val="373737"/>
+                <w:sz w:val="18"/>
+              </w:rPr>
+              <w:t>Complex writes / sagas — needs backend phase E + ADR ratification</w:t>
+            </w:r>
+          </w:p>
+        </w:tc>
+      </w:tr>
+      <w:tr>
+        <w:tc>
+          <w:tcPr>
+            <w:tcW w:type="dxa" w:w="2160"/>
+            <w:shd w:val="clear" w:color="auto" w:fill="F5F8FF"/>
+            <w:vAlign w:val="top"/>
+          </w:tcPr>
+          <w:p>
+            <w:pPr>
+              <w:jc w:val="left"/>
+            </w:pPr>
+            <w:r>
+              <w:rPr>
+                <w:color w:val="373737"/>
+                <w:sz w:val="18"/>
+              </w:rPr>
               <w:t>5</w:t>
             </w:r>
           </w:p>
@@ -2888,6 +3274,7 @@
         <w:tc>
           <w:tcPr>
             <w:tcW w:type="dxa" w:w="2160"/>
+            <w:shd w:val="clear" w:color="auto" w:fill="F5F8FF"/>
             <w:vAlign w:val="top"/>
           </w:tcPr>
           <w:p>
@@ -2920,6 +3307,7 @@
         <w:tc>
           <w:tcPr>
             <w:tcW w:type="dxa" w:w="2160"/>
+            <w:shd w:val="clear" w:color="auto" w:fill="F5F8FF"/>
             <w:vAlign w:val="top"/>
           </w:tcPr>
           <w:p>
@@ -2952,6 +3340,7 @@
         <w:tc>
           <w:tcPr>
             <w:tcW w:type="dxa" w:w="2160"/>
+            <w:shd w:val="clear" w:color="auto" w:fill="F5F8FF"/>
             <w:vAlign w:val="top"/>
           </w:tcPr>
           <w:p>
@@ -2987,7 +3376,7 @@
           <w:color w:val="373737"/>
           <w:sz w:val="19"/>
         </w:rPr>
-        <w:t xml:space="preserve"> ~22 FE build days with 2 engineers vs ~34 single-engineer — calendar time is set by the backend gates, not FE capacity.</w:t>
+        <w:t xml:space="preserve"> ~24 FE build days with 2 engineers vs ~38 single-engineer — calendar time is set by the backend gates, not FE capacity.</w:t>
       </w:r>
     </w:p>
     <w:p>

--- a/output/summary/bom/FederatedGqlBreakDown-FE-bom.docx
+++ b/output/summary/bom/FederatedGqlBreakDown-FE-bom.docx
@@ -930,6 +930,20 @@
                 <w:rFonts w:ascii="Courier New" w:hAnsi="Courier New"/>
                 <w:sz w:val="18"/>
               </w:rPr>
+              <w:t>BOM-BE-B-04</w:t>
+            </w:r>
+            <w:r>
+              <w:rPr>
+                <w:color w:val="373737"/>
+                <w:sz w:val="18"/>
+              </w:rPr>
+              <w:t xml:space="preserve">, </w:t>
+            </w:r>
+            <w:r>
+              <w:rPr>
+                <w:rFonts w:ascii="Courier New" w:hAnsi="Courier New"/>
+                <w:sz w:val="18"/>
+              </w:rPr>
               <w:t>BOM-FE-001</w:t>
             </w:r>
           </w:p>
@@ -1277,7 +1291,21 @@
                 <w:rFonts w:ascii="Courier New" w:hAnsi="Courier New"/>
                 <w:sz w:val="18"/>
               </w:rPr>
-              <w:t>BOM-BE-B-03</w:t>
+              <w:t>BOM-BE-B-06</w:t>
+            </w:r>
+            <w:r>
+              <w:rPr>
+                <w:color w:val="373737"/>
+                <w:sz w:val="18"/>
+              </w:rPr>
+              <w:t xml:space="preserve">, </w:t>
+            </w:r>
+            <w:r>
+              <w:rPr>
+                <w:rFonts w:ascii="Courier New" w:hAnsi="Courier New"/>
+                <w:sz w:val="18"/>
+              </w:rPr>
+              <w:t>BOM-BE-B-07</w:t>
             </w:r>
             <w:r>
               <w:rPr>
@@ -1476,7 +1504,21 @@
                 <w:rFonts w:ascii="Courier New" w:hAnsi="Courier New"/>
                 <w:sz w:val="18"/>
               </w:rPr>
-              <w:t>BOM-BE-C-01</w:t>
+              <w:t>BOM-BE-C-04</w:t>
+            </w:r>
+            <w:r>
+              <w:rPr>
+                <w:color w:val="373737"/>
+                <w:sz w:val="18"/>
+              </w:rPr>
+              <w:t xml:space="preserve">, </w:t>
+            </w:r>
+            <w:r>
+              <w:rPr>
+                <w:rFonts w:ascii="Courier New" w:hAnsi="Courier New"/>
+                <w:sz w:val="18"/>
+              </w:rPr>
+              <w:t>BOM-BE-C-05</w:t>
             </w:r>
           </w:p>
         </w:tc>
@@ -1666,7 +1708,35 @@
                 <w:rFonts w:ascii="Courier New" w:hAnsi="Courier New"/>
                 <w:sz w:val="18"/>
               </w:rPr>
-              <w:t>BOM-BE-D-02</w:t>
+              <w:t>BOM-BE-D-03</w:t>
+            </w:r>
+            <w:r>
+              <w:rPr>
+                <w:color w:val="373737"/>
+                <w:sz w:val="18"/>
+              </w:rPr>
+              <w:t xml:space="preserve">, </w:t>
+            </w:r>
+            <w:r>
+              <w:rPr>
+                <w:rFonts w:ascii="Courier New" w:hAnsi="Courier New"/>
+                <w:sz w:val="18"/>
+              </w:rPr>
+              <w:t>BOM-BE-D-04</w:t>
+            </w:r>
+            <w:r>
+              <w:rPr>
+                <w:color w:val="373737"/>
+                <w:sz w:val="18"/>
+              </w:rPr>
+              <w:t xml:space="preserve">, </w:t>
+            </w:r>
+            <w:r>
+              <w:rPr>
+                <w:rFonts w:ascii="Courier New" w:hAnsi="Courier New"/>
+                <w:sz w:val="18"/>
+              </w:rPr>
+              <w:t>BOM-BE-D-05</w:t>
             </w:r>
             <w:r>
               <w:rPr>
@@ -2191,7 +2261,21 @@
                 <w:rFonts w:ascii="Courier New" w:hAnsi="Courier New"/>
                 <w:sz w:val="18"/>
               </w:rPr>
-              <w:t>BOM-BE-B-03</w:t>
+              <w:t>BOM-BE-B-06</w:t>
+            </w:r>
+            <w:r>
+              <w:rPr>
+                <w:color w:val="373737"/>
+                <w:sz w:val="18"/>
+              </w:rPr>
+              <w:t xml:space="preserve">, </w:t>
+            </w:r>
+            <w:r>
+              <w:rPr>
+                <w:rFonts w:ascii="Courier New" w:hAnsi="Courier New"/>
+                <w:sz w:val="18"/>
+              </w:rPr>
+              <w:t>BOM-BE-B-07</w:t>
             </w:r>
             <w:r>
               <w:rPr>
@@ -2338,6 +2422,20 @@
                 <w:color w:val="373737"/>
                 <w:sz w:val="18"/>
               </w:rPr>
+              <w:t xml:space="preserve">, </w:t>
+            </w:r>
+            <w:r>
+              <w:rPr>
+                <w:rFonts w:ascii="Courier New" w:hAnsi="Courier New"/>
+                <w:sz w:val="18"/>
+              </w:rPr>
+              <w:t>BOM-BE-B-04</w:t>
+            </w:r>
+            <w:r>
+              <w:rPr>
+                <w:color w:val="373737"/>
+                <w:sz w:val="18"/>
+              </w:rPr>
               <w:t>&lt;br&gt;</w:t>
             </w:r>
             <w:r>
@@ -2373,7 +2471,21 @@
                 <w:rFonts w:ascii="Courier New" w:hAnsi="Courier New"/>
                 <w:sz w:val="18"/>
               </w:rPr>
-              <w:t>BOM-BE-C-01</w:t>
+              <w:t>BOM-BE-C-04</w:t>
+            </w:r>
+            <w:r>
+              <w:rPr>
+                <w:color w:val="373737"/>
+                <w:sz w:val="18"/>
+              </w:rPr>
+              <w:t xml:space="preserve">, </w:t>
+            </w:r>
+            <w:r>
+              <w:rPr>
+                <w:rFonts w:ascii="Courier New" w:hAnsi="Courier New"/>
+                <w:sz w:val="18"/>
+              </w:rPr>
+              <w:t>BOM-BE-C-05</w:t>
             </w:r>
           </w:p>
         </w:tc>
@@ -2637,7 +2749,7 @@
                 <w:rFonts w:ascii="Courier New" w:hAnsi="Courier New"/>
                 <w:sz w:val="18"/>
               </w:rPr>
-              <w:t>BOM-BE-D-02</w:t>
+              <w:t>BOM-BE-D-03</w:t>
             </w:r>
             <w:r>
               <w:rPr>
@@ -2651,7 +2763,28 @@
                 <w:rFonts w:ascii="Courier New" w:hAnsi="Courier New"/>
                 <w:sz w:val="18"/>
               </w:rPr>
-              <w:t>BOM-BE-S-01</w:t>
+              <w:t>BOM-BE-D-04</w:t>
+            </w:r>
+            <w:r>
+              <w:rPr>
+                <w:color w:val="373737"/>
+                <w:sz w:val="18"/>
+              </w:rPr>
+              <w:t xml:space="preserve">, </w:t>
+            </w:r>
+            <w:r>
+              <w:rPr>
+                <w:rFonts w:ascii="Courier New" w:hAnsi="Courier New"/>
+                <w:sz w:val="18"/>
+              </w:rPr>
+              <w:t>BOM-BE-D-05</w:t>
+            </w:r>
+            <w:r>
+              <w:rPr>
+                <w:color w:val="373737"/>
+                <w:sz w:val="18"/>
+              </w:rPr>
+              <w:t xml:space="preserve"> (+1)</w:t>
             </w:r>
           </w:p>
         </w:tc>
